--- a/production/quizzes/05-ch5-collisions-quiz.docx
+++ b/production/quizzes/05-ch5-collisions-quiz.docx
@@ -27,7 +27,7 @@
           <w:b w:val="0"/>
           <w:i w:val="0"/>
           <w:color w:val="555555"/>
-          <w:sz w:val="22"/>
+          <w:sz w:val="24"/>
         </w:rPr>
         <w:t>Grade 4 · Energy Transfer and Transformation</w:t>
       </w:r>
@@ -57,7 +57,7 @@
           <w:b w:val="0"/>
           <w:i/>
           <w:color w:val="555555"/>
-          <w:sz w:val="22"/>
+          <w:sz w:val="24"/>
         </w:rPr>
         <w:t>Circle or write the best answer.</w:t>
       </w:r>
@@ -102,7 +102,7 @@
           <w:b w:val="0"/>
           <w:i w:val="0"/>
           <w:color w:val="1A1A1A"/>
-          <w:sz w:val="22"/>
+          <w:sz w:val="24"/>
         </w:rPr>
         <w:t>a) disappear   b) come together with impact   c) change color   d) float</w:t>
       </w:r>
@@ -132,7 +132,7 @@
           <w:b w:val="0"/>
           <w:i w:val="0"/>
           <w:color w:val="1A1A1A"/>
-          <w:sz w:val="22"/>
+          <w:sz w:val="24"/>
         </w:rPr>
         <w:t>a) it disappears   b) it transfers to the still car   c) it turns into nothing   d) it stops existing</w:t>
       </w:r>
@@ -162,7 +162,7 @@
           <w:b w:val="0"/>
           <w:i w:val="0"/>
           <w:color w:val="1A1A1A"/>
-          <w:sz w:val="22"/>
+          <w:sz w:val="24"/>
         </w:rPr>
         <w:t>a) the target moves LESS   b) the target moves MORE   c) nothing changes   d) the car disappears</w:t>
       </w:r>
@@ -192,7 +192,7 @@
           <w:b w:val="0"/>
           <w:i w:val="0"/>
           <w:color w:val="1A1A1A"/>
-          <w:sz w:val="22"/>
+          <w:sz w:val="24"/>
         </w:rPr>
         <w:t>a) the heavier car   b) the lighter car   c) both the same   d) neither</w:t>
       </w:r>
@@ -222,7 +222,7 @@
           <w:b w:val="0"/>
           <w:i w:val="0"/>
           <w:color w:val="1A1A1A"/>
-          <w:sz w:val="22"/>
+          <w:sz w:val="24"/>
         </w:rPr>
         <w:t>a) light   b) sound   c) stored   d) electric</w:t>
       </w:r>
@@ -252,7 +252,7 @@
           <w:b w:val="0"/>
           <w:i w:val="0"/>
           <w:color w:val="1A1A1A"/>
-          <w:sz w:val="22"/>
+          <w:sz w:val="24"/>
         </w:rPr>
         <w:t>a) it transfers   b) it changes form   c) it disappears   d) it moves to the target</w:t>
       </w:r>
@@ -363,7 +363,7 @@
                 <w:b/>
                 <w:i w:val="0"/>
                 <w:color w:val="FFFFFF"/>
-                <w:sz w:val="22"/>
+                <w:sz w:val="24"/>
               </w:rPr>
               <w:t>Ramp height</w:t>
             </w:r>
@@ -388,7 +388,7 @@
                 <w:b/>
                 <w:i w:val="0"/>
                 <w:color w:val="FFFFFF"/>
-                <w:sz w:val="22"/>
+                <w:sz w:val="24"/>
               </w:rPr>
               <w:t>Average target displacement (cm)</w:t>
             </w:r>
@@ -408,7 +408,7 @@
                 <w:b w:val="0"/>
                 <w:i w:val="0"/>
                 <w:color w:val="1A1A1A"/>
-                <w:sz w:val="22"/>
+                <w:sz w:val="24"/>
               </w:rPr>
               <w:t>1 book</w:t>
             </w:r>
@@ -426,7 +426,7 @@
                 <w:b w:val="0"/>
                 <w:i w:val="0"/>
                 <w:color w:val="1A1A1A"/>
-                <w:sz w:val="22"/>
+                <w:sz w:val="24"/>
               </w:rPr>
               <w:t>13</w:t>
             </w:r>
@@ -446,7 +446,7 @@
                 <w:b w:val="0"/>
                 <w:i w:val="0"/>
                 <w:color w:val="1A1A1A"/>
-                <w:sz w:val="22"/>
+                <w:sz w:val="24"/>
               </w:rPr>
               <w:t>2 books</w:t>
             </w:r>
@@ -464,7 +464,7 @@
                 <w:b w:val="0"/>
                 <w:i w:val="0"/>
                 <w:color w:val="1A1A1A"/>
-                <w:sz w:val="22"/>
+                <w:sz w:val="24"/>
               </w:rPr>
               <w:t>26</w:t>
             </w:r>
@@ -484,7 +484,7 @@
                 <w:b w:val="0"/>
                 <w:i w:val="0"/>
                 <w:color w:val="1A1A1A"/>
-                <w:sz w:val="22"/>
+                <w:sz w:val="24"/>
               </w:rPr>
               <w:t>3 books</w:t>
             </w:r>
@@ -502,7 +502,7 @@
                 <w:b w:val="0"/>
                 <w:i w:val="0"/>
                 <w:color w:val="1A1A1A"/>
-                <w:sz w:val="22"/>
+                <w:sz w:val="24"/>
               </w:rPr>
               <w:t>40</w:t>
             </w:r>
@@ -520,7 +520,7 @@
           <w:b w:val="0"/>
           <w:i w:val="0"/>
           <w:color w:val="1A1A1A"/>
-          <w:sz w:val="22"/>
+          <w:sz w:val="24"/>
         </w:rPr>
         <w:t>At which ramp height did the car move the target the farthest? What does this show about speed and energy?</w:t>
       </w:r>
@@ -595,7 +595,7 @@
           <w:b w:val="0"/>
           <w:i w:val="0"/>
           <w:color w:val="1A1A1A"/>
-          <w:sz w:val="22"/>
+          <w:sz w:val="24"/>
         </w:rPr>
         <w:t>a) change the car AND the ramp   b) change only the ramp height (same car)   c) change only the car (same ramp)   d) change everything</w:t>
       </w:r>
